--- a/串口调试助手/使用手册.docx
+++ b/串口调试助手/使用手册.docx
@@ -2620,7 +2620,7 @@
                 <w:rFonts w:ascii="微软雅黑" w:hAnsi="微软雅黑" w:eastAsia="微软雅黑"/>
                 <w:sz w:val="19"/>
               </w:rPr>
-              <w:t>自动换行</w:t>
+              <w:t>过滤控制字符</w:t>
             </w:r>
           </w:p>
         </w:tc>
@@ -2638,7 +2638,7 @@
                 <w:rFonts w:ascii="微软雅黑" w:hAnsi="微软雅黑" w:eastAsia="微软雅黑"/>
                 <w:sz w:val="19"/>
               </w:rPr>
-              <w:t>立即生效（本来就是显示属性）</w:t>
+              <w:t>已显示内容里的方框立即消失 / 回来</w:t>
             </w:r>
           </w:p>
         </w:tc>
@@ -2658,6 +2658,44 @@
                 <w:rFonts w:ascii="微软雅黑" w:hAnsi="微软雅黑" w:eastAsia="微软雅黑"/>
                 <w:sz w:val="19"/>
               </w:rPr>
+              <w:t>自动换行</w:t>
+            </w:r>
+          </w:p>
+        </w:tc>
+        <w:tc>
+          <w:tcPr>
+            <w:tcW w:type="dxa" w:w="4703"/>
+          </w:tcPr>
+          <w:p>
+            <w:pPr>
+              <w:spacing w:after="40" w:line="276" w:lineRule="auto"/>
+            </w:pPr>
+            <w:r/>
+            <w:r>
+              <w:rPr>
+                <w:rFonts w:ascii="微软雅黑" w:hAnsi="微软雅黑" w:eastAsia="微软雅黑"/>
+                <w:sz w:val="19"/>
+              </w:rPr>
+              <w:t>立即生效（本来就是显示属性）</w:t>
+            </w:r>
+          </w:p>
+        </w:tc>
+      </w:tr>
+      <w:tr>
+        <w:tc>
+          <w:tcPr>
+            <w:tcW w:type="dxa" w:w="4703"/>
+          </w:tcPr>
+          <w:p>
+            <w:pPr>
+              <w:spacing w:after="40" w:line="276" w:lineRule="auto"/>
+            </w:pPr>
+            <w:r/>
+            <w:r>
+              <w:rPr>
+                <w:rFonts w:ascii="微软雅黑" w:hAnsi="微软雅黑" w:eastAsia="微软雅黑"/>
+                <w:sz w:val="19"/>
+              </w:rPr>
               <w:t>自动滚动</w:t>
             </w:r>
           </w:p>
@@ -2891,7 +2929,248 @@
         <w:pStyle w:val="Heading2"/>
       </w:pPr>
       <w:r>
-        <w:t>6.5 字体缩放</w:t>
+        <w:t>6.5 过滤控制字符</w:t>
+      </w:r>
+    </w:p>
+    <w:p>
+      <w:r>
+        <w:rPr>
+          <w:rFonts w:ascii="微软雅黑" w:hAnsi="微软雅黑" w:eastAsia="微软雅黑"/>
+        </w:rPr>
+        <w:t>勾上「过滤」，文本模式下的不可打印字符不再显示。</w:t>
+      </w:r>
+    </w:p>
+    <w:p>
+      <w:r>
+        <w:rPr>
+          <w:rFonts w:ascii="微软雅黑" w:hAnsi="微软雅黑" w:eastAsia="微软雅黑"/>
+        </w:rPr>
+        <w:t>最典型的场景：</w:t>
+      </w:r>
+      <w:r>
+        <w:rPr>
+          <w:rFonts w:ascii="微软雅黑" w:hAnsi="微软雅黑" w:eastAsia="微软雅黑"/>
+          <w:b/>
+        </w:rPr>
+        <w:t>打开串口时开头总有一个方框</w:t>
+      </w:r>
+      <w:r>
+        <w:rPr>
+          <w:rFonts w:ascii="微软雅黑" w:hAnsi="微软雅黑" w:eastAsia="微软雅黑"/>
+        </w:rPr>
+        <w:t>。那是 MCU 被复位瞬间 TX 引脚</w:t>
+      </w:r>
+    </w:p>
+    <w:p>
+      <w:r>
+        <w:rPr>
+          <w:rFonts w:ascii="微软雅黑" w:hAnsi="微软雅黑" w:eastAsia="微软雅黑"/>
+        </w:rPr>
+        <w:t xml:space="preserve">短暂悬空，USB 转串口芯片把它解成一个假的 </w:t>
+      </w:r>
+      <w:r>
+        <w:rPr>
+          <w:rFonts w:ascii="Consolas" w:hAnsi="Consolas" w:eastAsia="Consolas"/>
+          <w:color w:val="B45309"/>
+        </w:rPr>
+        <w:t>0x00</w:t>
+      </w:r>
+      <w:r>
+        <w:rPr>
+          <w:rFonts w:ascii="微软雅黑" w:hAnsi="微软雅黑" w:eastAsia="微软雅黑"/>
+        </w:rPr>
+        <w:t xml:space="preserve"> 字节；文本模式下 </w:t>
+      </w:r>
+      <w:r>
+        <w:rPr>
+          <w:rFonts w:ascii="Consolas" w:hAnsi="Consolas" w:eastAsia="Consolas"/>
+          <w:color w:val="B45309"/>
+        </w:rPr>
+        <w:t>0x00</w:t>
+      </w:r>
+    </w:p>
+    <w:p>
+      <w:r>
+        <w:rPr>
+          <w:rFonts w:ascii="微软雅黑" w:hAnsi="微软雅黑" w:eastAsia="微软雅黑"/>
+        </w:rPr>
+        <w:t>没有对应字形，Qt 就画成缺字方框。</w:t>
+      </w:r>
+    </w:p>
+    <w:p>
+      <w:pPr>
+        <w:pStyle w:val="ListBullet"/>
+        <w:spacing w:after="40"/>
+      </w:pPr>
+      <w:r>
+        <w:rPr>
+          <w:rFonts w:ascii="微软雅黑" w:hAnsi="微软雅黑" w:eastAsia="微软雅黑"/>
+        </w:rPr>
+        <w:t>换行符（</w:t>
+      </w:r>
+      <w:r>
+        <w:rPr>
+          <w:rFonts w:ascii="Consolas" w:hAnsi="Consolas" w:eastAsia="Consolas"/>
+          <w:color w:val="B45309"/>
+        </w:rPr>
+        <w:t>\r</w:t>
+      </w:r>
+      <w:r>
+        <w:rPr>
+          <w:rFonts w:ascii="微软雅黑" w:hAnsi="微软雅黑" w:eastAsia="微软雅黑"/>
+        </w:rPr>
+        <w:t xml:space="preserve"> </w:t>
+      </w:r>
+      <w:r>
+        <w:rPr>
+          <w:rFonts w:ascii="Consolas" w:hAnsi="Consolas" w:eastAsia="Consolas"/>
+          <w:color w:val="B45309"/>
+        </w:rPr>
+        <w:t>\n</w:t>
+      </w:r>
+      <w:r>
+        <w:rPr>
+          <w:rFonts w:ascii="微软雅黑" w:hAnsi="微软雅黑" w:eastAsia="微软雅黑"/>
+        </w:rPr>
+        <w:t>）和制表符不会被滤掉，</w:t>
+      </w:r>
+      <w:r>
+        <w:rPr>
+          <w:rFonts w:ascii="微软雅黑" w:hAnsi="微软雅黑" w:eastAsia="微软雅黑"/>
+          <w:b/>
+        </w:rPr>
+        <w:t>排版一行都不会变</w:t>
+      </w:r>
+      <w:r>
+        <w:rPr>
+          <w:rFonts w:ascii="微软雅黑" w:hAnsi="微软雅黑" w:eastAsia="微软雅黑"/>
+        </w:rPr>
+        <w:t>，只是少几个字符</w:t>
+      </w:r>
+    </w:p>
+    <w:p>
+      <w:pPr>
+        <w:pStyle w:val="ListBullet"/>
+        <w:spacing w:after="40"/>
+      </w:pPr>
+      <w:r>
+        <w:rPr>
+          <w:rFonts w:ascii="微软雅黑" w:hAnsi="微软雅黑" w:eastAsia="微软雅黑"/>
+        </w:rPr>
+        <w:t xml:space="preserve">保存的 </w:t>
+      </w:r>
+      <w:r>
+        <w:rPr>
+          <w:rFonts w:ascii="Consolas" w:hAnsi="Consolas" w:eastAsia="Consolas"/>
+          <w:color w:val="B45309"/>
+        </w:rPr>
+        <w:t>.bin</w:t>
+      </w:r>
+      <w:r>
+        <w:rPr>
+          <w:rFonts w:ascii="微软雅黑" w:hAnsi="微软雅黑" w:eastAsia="微软雅黑"/>
+        </w:rPr>
+        <w:t xml:space="preserve"> 原始数据</w:t>
+      </w:r>
+      <w:r>
+        <w:rPr>
+          <w:rFonts w:ascii="微软雅黑" w:hAnsi="微软雅黑" w:eastAsia="微软雅黑"/>
+          <w:b/>
+        </w:rPr>
+        <w:t>完全不受影响</w:t>
+      </w:r>
+      <w:r>
+        <w:rPr>
+          <w:rFonts w:ascii="微软雅黑" w:hAnsi="微软雅黑" w:eastAsia="微软雅黑"/>
+        </w:rPr>
+        <w:t>，想核对字节随时切到 HEX 看</w:t>
+      </w:r>
+    </w:p>
+    <w:p>
+      <w:pPr>
+        <w:pStyle w:val="ListBullet"/>
+        <w:spacing w:after="40"/>
+      </w:pPr>
+      <w:r>
+        <w:rPr>
+          <w:rFonts w:ascii="微软雅黑" w:hAnsi="微软雅黑" w:eastAsia="微软雅黑"/>
+        </w:rPr>
+        <w:t>默认关闭。串口工具的默认行为是如实显示线上的字节，隐藏需要你主动勾 —— 否则可能把真正的协议问题一起盖住</w:t>
+      </w:r>
+    </w:p>
+    <w:p>
+      <w:pPr>
+        <w:pStyle w:val="ListBullet"/>
+        <w:spacing w:after="40"/>
+      </w:pPr>
+      <w:r>
+        <w:rPr>
+          <w:rFonts w:ascii="微软雅黑" w:hAnsi="微软雅黑" w:eastAsia="微软雅黑"/>
+        </w:rPr>
+        <w:t xml:space="preserve">解码失败产生的 </w:t>
+      </w:r>
+      <w:r>
+        <w:rPr>
+          <w:rFonts w:ascii="Consolas" w:hAnsi="Consolas" w:eastAsia="Consolas"/>
+          <w:color w:val="B45309"/>
+        </w:rPr>
+        <w:t>�</w:t>
+      </w:r>
+      <w:r>
+        <w:rPr>
+          <w:rFonts w:ascii="微软雅黑" w:hAnsi="微软雅黑" w:eastAsia="微软雅黑"/>
+        </w:rPr>
+        <w:t xml:space="preserve"> </w:t>
+      </w:r>
+      <w:r>
+        <w:rPr>
+          <w:rFonts w:ascii="微软雅黑" w:hAnsi="微软雅黑" w:eastAsia="微软雅黑"/>
+          <w:b/>
+        </w:rPr>
+        <w:t>不会被滤掉</w:t>
+      </w:r>
+      <w:r>
+        <w:rPr>
+          <w:rFonts w:ascii="微软雅黑" w:hAnsi="微软雅黑" w:eastAsia="微软雅黑"/>
+        </w:rPr>
+        <w:t>，它表示「这段字节按当前编码解不出来」，是有用的信息</w:t>
+      </w:r>
+    </w:p>
+    <w:p>
+      <w:r>
+        <w:rPr>
+          <w:rFonts w:ascii="微软雅黑" w:hAnsi="微软雅黑" w:eastAsia="微软雅黑"/>
+        </w:rPr>
+        <w:t>如果每次打开串口都出现开机横幅（</w:t>
+      </w:r>
+      <w:r>
+        <w:rPr>
+          <w:rFonts w:ascii="Consolas" w:hAnsi="Consolas" w:eastAsia="Consolas"/>
+          <w:color w:val="B45309"/>
+        </w:rPr>
+        <w:t>init ok</w:t>
+      </w:r>
+      <w:r>
+        <w:rPr>
+          <w:rFonts w:ascii="微软雅黑" w:hAnsi="微软雅黑" w:eastAsia="微软雅黑"/>
+        </w:rPr>
+        <w:t xml:space="preserve"> 之类），说明板子带自动复位电路、</w:t>
+      </w:r>
+    </w:p>
+    <w:p>
+      <w:r>
+        <w:rPr>
+          <w:rFonts w:ascii="微软雅黑" w:hAnsi="微软雅黑" w:eastAsia="微软雅黑"/>
+        </w:rPr>
+        <w:t>被 DTR 拉高复位了。这属于硬件行为，XCOM / SSCOM 也一样。</w:t>
+      </w:r>
+    </w:p>
+    <w:p>
+      <w:pPr>
+        <w:pStyle w:val="Heading2"/>
+      </w:pPr>
+      <w:r>
+        <w:t>6.6 字体缩放</w:t>
       </w:r>
     </w:p>
     <w:p>
@@ -3145,7 +3424,7 @@
         <w:pStyle w:val="Heading2"/>
       </w:pPr>
       <w:r>
-        <w:t>6.6 暂停 / 清空 / 保存日志</w:t>
+        <w:t>6.7 暂停 / 清空 / 保存日志</w:t>
       </w:r>
     </w:p>
     <w:p>
@@ -3209,13 +3488,20 @@
           <w:rFonts w:ascii="微软雅黑" w:hAnsi="微软雅黑" w:eastAsia="微软雅黑"/>
           <w:b/>
         </w:rPr>
-        <w:t>保存</w:t>
+        <w:t>关掉串口再打开，接收区不会清空</w:t>
       </w:r>
       <w:r>
         <w:rPr>
           <w:rFonts w:ascii="微软雅黑" w:hAnsi="微软雅黑" w:eastAsia="微软雅黑"/>
         </w:rPr>
-        <w:t>：把接收区内容存成文件。保存对话框里可以选两种格式：</w:t>
+        <w:t xml:space="preserve">。上次收的数据留着，新数据接在后面，方便把两次连接的结果对着看。想清掉按 </w:t>
+      </w:r>
+      <w:r>
+        <w:rPr>
+          <w:rFonts w:ascii="Consolas" w:hAnsi="Consolas" w:eastAsia="Consolas"/>
+          <w:color w:val="B45309"/>
+        </w:rPr>
+        <w:t>Ctrl+L</w:t>
       </w:r>
     </w:p>
     <w:p>
@@ -3227,20 +3513,20 @@
         <w:rPr>
           <w:rFonts w:ascii="微软雅黑" w:hAnsi="微软雅黑" w:eastAsia="微软雅黑"/>
         </w:rPr>
-        <w:t>文本日志（</w:t>
-      </w:r>
-      <w:r>
-        <w:rPr>
-          <w:rFonts w:ascii="Consolas" w:hAnsi="Consolas" w:eastAsia="Consolas"/>
-          <w:color w:val="B45309"/>
-        </w:rPr>
-        <w:t>.txt</w:t>
+        <w:t>但</w:t>
       </w:r>
       <w:r>
         <w:rPr>
           <w:rFonts w:ascii="微软雅黑" w:hAnsi="微软雅黑" w:eastAsia="微软雅黑"/>
-        </w:rPr>
-        <w:t>）—— 当前显示的文字内容</w:t>
+          <w:b/>
+        </w:rPr>
+        <w:t>分帧状态会重置</w:t>
+      </w:r>
+      <w:r>
+        <w:rPr>
+          <w:rFonts w:ascii="微软雅黑" w:hAnsi="微软雅黑" w:eastAsia="微软雅黑"/>
+        </w:rPr>
+        <w:t>：上一次连接剩下的半截帧会被丢掉。那是残余字节，留着的话会拼进新连接的第一帧，解出一个长度、校验全对不上的错帧</w:t>
       </w:r>
     </w:p>
     <w:p>
@@ -3252,6 +3538,62 @@
         <w:rPr>
           <w:rFonts w:ascii="微软雅黑" w:hAnsi="微软雅黑" w:eastAsia="微软雅黑"/>
         </w:rPr>
+        <w:t>设备每次开串口会复位的话，开机横幅会接在旧数据后面（原因见 6.5 一节）</w:t>
+      </w:r>
+    </w:p>
+    <w:p>
+      <w:pPr>
+        <w:pStyle w:val="ListBullet"/>
+        <w:spacing w:after="40"/>
+      </w:pPr>
+      <w:r>
+        <w:rPr>
+          <w:rFonts w:ascii="微软雅黑" w:hAnsi="微软雅黑" w:eastAsia="微软雅黑"/>
+          <w:b/>
+        </w:rPr>
+        <w:t>保存</w:t>
+      </w:r>
+      <w:r>
+        <w:rPr>
+          <w:rFonts w:ascii="微软雅黑" w:hAnsi="微软雅黑" w:eastAsia="微软雅黑"/>
+        </w:rPr>
+        <w:t>：把接收区内容存成文件。保存对话框里可以选两种格式：</w:t>
+      </w:r>
+    </w:p>
+    <w:p>
+      <w:pPr>
+        <w:pStyle w:val="ListBullet"/>
+        <w:spacing w:after="40"/>
+      </w:pPr>
+      <w:r>
+        <w:rPr>
+          <w:rFonts w:ascii="微软雅黑" w:hAnsi="微软雅黑" w:eastAsia="微软雅黑"/>
+        </w:rPr>
+        <w:t>文本日志（</w:t>
+      </w:r>
+      <w:r>
+        <w:rPr>
+          <w:rFonts w:ascii="Consolas" w:hAnsi="Consolas" w:eastAsia="Consolas"/>
+          <w:color w:val="B45309"/>
+        </w:rPr>
+        <w:t>.txt</w:t>
+      </w:r>
+      <w:r>
+        <w:rPr>
+          <w:rFonts w:ascii="微软雅黑" w:hAnsi="微软雅黑" w:eastAsia="微软雅黑"/>
+        </w:rPr>
+        <w:t>）—— 当前显示的文字内容</w:t>
+      </w:r>
+    </w:p>
+    <w:p>
+      <w:pPr>
+        <w:pStyle w:val="ListBullet"/>
+        <w:spacing w:after="40"/>
+      </w:pPr>
+      <w:r>
+        <w:rPr>
+          <w:rFonts w:ascii="微软雅黑" w:hAnsi="微软雅黑" w:eastAsia="微软雅黑"/>
+        </w:rPr>
         <w:t>原始数据（</w:t>
       </w:r>
       <w:r>
@@ -3273,7 +3615,7 @@
         <w:pStyle w:val="Heading2"/>
       </w:pPr>
       <w:r>
-        <w:t>6.7 在接收区里查找</w:t>
+        <w:t>6.8 在接收区里查找</w:t>
       </w:r>
     </w:p>
     <w:p>
@@ -8940,6 +9282,64 @@
                 <w:sz w:val="19"/>
               </w:rPr>
               <w:t>true</w:t>
+            </w:r>
+          </w:p>
+        </w:tc>
+      </w:tr>
+      <w:tr>
+        <w:tc>
+          <w:tcPr>
+            <w:tcW w:type="dxa" w:w="3135"/>
+          </w:tcPr>
+          <w:p>
+            <w:pPr>
+              <w:spacing w:after="40" w:line="276" w:lineRule="auto"/>
+            </w:pPr>
+            <w:r/>
+            <w:r>
+              <w:rPr>
+                <w:rFonts w:ascii="Consolas" w:hAnsi="Consolas" w:eastAsia="Consolas"/>
+                <w:color w:val="B45309"/>
+                <w:sz w:val="19"/>
+              </w:rPr>
+              <w:t>receive.filter_controls</w:t>
+            </w:r>
+          </w:p>
+        </w:tc>
+        <w:tc>
+          <w:tcPr>
+            <w:tcW w:type="dxa" w:w="3135"/>
+          </w:tcPr>
+          <w:p>
+            <w:pPr>
+              <w:spacing w:after="40" w:line="276" w:lineRule="auto"/>
+            </w:pPr>
+            <w:r/>
+            <w:r>
+              <w:rPr>
+                <w:rFonts w:ascii="微软雅黑" w:hAnsi="微软雅黑" w:eastAsia="微软雅黑"/>
+                <w:sz w:val="19"/>
+              </w:rPr>
+              <w:t>是否过滤不可打印字符</w:t>
+            </w:r>
+          </w:p>
+        </w:tc>
+        <w:tc>
+          <w:tcPr>
+            <w:tcW w:type="dxa" w:w="3135"/>
+          </w:tcPr>
+          <w:p>
+            <w:pPr>
+              <w:spacing w:after="40" w:line="276" w:lineRule="auto"/>
+            </w:pPr>
+            <w:r/>
+            <w:r>
+              <w:rPr>
+                <w:rFonts w:ascii="Consolas" w:hAnsi="Consolas" w:eastAsia="Consolas"/>
+                <w:color w:val="B45309"/>
+                <w:sz w:val="19"/>
+              </w:rPr>
+              <w:t>false</w:t>
             </w:r>
           </w:p>
         </w:tc>
